--- a/word_reports/LP_0139_위치_149_Emly Starr_Explosion.docx
+++ b/word_reports/LP_0139_위치_149_Emly Starr_Explosion.docx
@@ -4,7 +4,7 @@
   <w:body>
     <w:p>
       <w:pPr>
-        <w:spacing w:after="280"/>
+        <w:spacing w:after="80"/>
       </w:pPr>
       <w:r>
         <w:rPr w:rFonts="맑은 고딕">
@@ -13,94 +13,47 @@
           <w:color w:val="1E3A8A"/>
           <w:sz w:val="30"/>
         </w:rPr>
-        <w:t>[149] Emly Starr - Explosion</w:t>
+        <w:t>Emly Starr (에밀리 스타) - Explosion</w:t>
       </w:r>
     </w:p>
     <w:p>
       <w:pPr>
-        <w:spacing w:after="320"/>
+        <w:spacing w:after="240"/>
       </w:pPr>
       <w:r>
         <w:rPr w:rFonts="맑은 고딕">
           <w:rFonts w:ascii="맑은 고딕" w:hAnsi="맑은 고딕" w:eastAsia="맑은 고딕"/>
           <w:b/>
-          <w:sz w:val="20"/>
+          <w:color w:val="4B5563"/>
+          <w:sz w:val="22"/>
         </w:rPr>
-        <w:t>■ 위치 : 149</w:t>
-        <w:br/>
-      </w:r>
-      <w:r>
-        <w:rPr w:rFonts="맑은 고딕">
-          <w:rFonts w:ascii="맑은 고딕" w:hAnsi="맑은 고딕" w:eastAsia="맑은 고딕"/>
-          <w:b/>
-          <w:sz w:val="20"/>
-        </w:rPr>
-        <w:t>■ 아티스트 : Emly Starr</w:t>
-        <w:br/>
-      </w:r>
-      <w:r>
-        <w:rPr w:rFonts="맑은 고딕">
-          <w:rFonts w:ascii="맑은 고딕" w:hAnsi="맑은 고딕" w:eastAsia="맑은 고딕"/>
-          <w:b/>
-          <w:sz w:val="20"/>
-        </w:rPr>
-        <w:t>■ 앨범명 : Explosion</w:t>
-        <w:br/>
-      </w:r>
-      <w:r>
-        <w:rPr w:rFonts="맑은 고딕">
-          <w:rFonts w:ascii="맑은 고딕" w:hAnsi="맑은 고딕" w:eastAsia="맑은 고딕"/>
-          <w:b w:val="0"/>
-          <w:sz w:val="20"/>
-        </w:rPr>
-        <w:t>■ 음반 레이블 : Ariola</w:t>
-        <w:br/>
-      </w:r>
-      <w:r>
-        <w:rPr w:rFonts="맑은 고딕">
-          <w:rFonts w:ascii="맑은 고딕" w:hAnsi="맑은 고딕" w:eastAsia="맑은 고딕"/>
-          <w:b w:val="0"/>
-          <w:sz w:val="20"/>
-        </w:rPr>
-        <w:t>■ 발매년도 : 1980</w:t>
-        <w:br/>
-      </w:r>
-      <w:r>
-        <w:rPr w:rFonts="맑은 고딕">
-          <w:rFonts w:ascii="맑은 고딕" w:hAnsi="맑은 고딕" w:eastAsia="맑은 고딕"/>
-          <w:b w:val="0"/>
-          <w:sz w:val="20"/>
-        </w:rPr>
-        <w:t>■ 장르 : 유로 디스코 (Euro-Disco), 팝 (Pop)</w:t>
-        <w:br/>
-      </w:r>
-      <w:r>
-        <w:rPr w:rFonts="맑은 고딕">
-          <w:rFonts w:ascii="맑은 고딕" w:hAnsi="맑은 고딕" w:eastAsia="맑은 고딕"/>
-          <w:b w:val="0"/>
-          <w:sz w:val="20"/>
-        </w:rPr>
-        <w:t>■ 주요 수록곡 : Santiago Lover, Do Prostitutes Cry?, No No Sheriff, Key West, Baby I Need Your Loving</w:t>
-        <w:br/>
+        <w:t>위치 :  149</w:t>
       </w:r>
     </w:p>
     <w:p>
       <w:pPr>
-        <w:spacing w:after="160"/>
+        <w:spacing w:line="324" w:lineRule="auto" w:before="80" w:after="160"/>
       </w:pPr>
       <w:r>
         <w:rPr w:rFonts="맑은 고딕">
           <w:rFonts w:ascii="맑은 고딕" w:hAnsi="맑은 고딕" w:eastAsia="맑은 고딕"/>
           <w:b/>
           <w:color w:val="1F2937"/>
-          <w:sz w:val="24"/>
+          <w:sz w:val="22"/>
         </w:rPr>
-        <w:t>■ 음반 해설 및 감상 가이드</w:t>
+        <w:t xml:space="preserve">[음반 소개] </w:t>
+      </w:r>
+      <w:r>
+        <w:rPr w:rFonts="맑은 고딕">
+          <w:rFonts w:ascii="맑은 고딕" w:hAnsi="맑은 고딕" w:eastAsia="맑은 고딕"/>
+          <w:b w:val="0"/>
+          <w:sz w:val="21"/>
+        </w:rPr>
       </w:r>
     </w:p>
     <w:p>
       <w:pPr>
-        <w:spacing w:line="312" w:lineRule="auto" w:after="120"/>
+        <w:spacing w:line="324" w:lineRule="auto" w:after="120"/>
       </w:pPr>
       <w:r>
         <w:rPr w:rFonts="맑은 고딕">
@@ -108,51 +61,516 @@
           <w:b w:val="0"/>
           <w:sz w:val="21"/>
         </w:rPr>
-        <w:t>1970년대 후반부터 1980년대 초반까지 유럽 대륙을 매료시킨 벨기에 출신의 디스코 디바 엠리 스타(Emly Starr)가 그녀의 프로젝트 그룹 '엠리 스타 익스플로전(Emly Starr Explosion)' 명의로 발표한 앨범 《Explosion》은 유로 디스코(Euro-Disco) 황금기의 정수를 담아낸 명반입니다. 1981년 유로비전 송 콘테스트 벨기에 대표로 참가하며 정점에 오른 그녀의 음악적 에너지와 폭발적인 무대 매너가 이 음반 한 장에 고스란히 축적되어 있습니다.</w:t>
+        <w:t>1970년대 말과 1980년대 초, 전 유럽의 밤을 찬란한 네온빛과 관능적인 리듬으로 물들였던 유로 디스코의 열풍 속에서 에밀리 스타의 《Explosion》은 그 이름처럼 음악적 폭발력을 온전히 증명해 낸 기념비적인 앨범입니다. 세련된 신시사이저 사운드와 역동적인 브라스, 그리고 무대를 단숨에 압도하는 에밀리 스타 특유의 매혹적이고 힘 있는 보컬은 단순한 댄스 플로어의 흥겨움을 넘어 정교하게 조율된 팝 오케스트레이션의 극치를 보여줍니다. 화려했던 한 시대의 낭만과 역동성이 고스란히 각인된 이 음반은, 아날로그 그루브의 정수를 그리워하는 모든 음악 애호가들의 가슴에 영원히 꺼지지 않을 뜨거운 불꽃을 지핍니다.</w:t>
       </w:r>
     </w:p>
     <w:p>
       <w:pPr>
-        <w:spacing w:line="312" w:lineRule="auto" w:after="120"/>
+        <w:spacing w:line="324" w:lineRule="auto" w:before="200" w:after="80"/>
       </w:pPr>
+      <w:r>
+        <w:rPr w:rFonts="맑은 고딕">
+          <w:rFonts w:ascii="맑은 고딕" w:hAnsi="맑은 고딕" w:eastAsia="맑은 고딕"/>
+          <w:b/>
+          <w:color w:val="1E3A8A"/>
+          <w:sz w:val="24"/>
+        </w:rPr>
+        <w:t>1. 음반 데이터</w:t>
+      </w:r>
+    </w:p>
+    <w:p>
+      <w:pPr>
+        <w:spacing w:line="324" w:lineRule="auto" w:after="80"/>
+      </w:pPr>
+      <w:r>
+        <w:rPr w:rFonts="맑은 고딕">
+          <w:rFonts w:ascii="맑은 고딕" w:hAnsi="맑은 고딕" w:eastAsia="맑은 고딕"/>
+          <w:b w:val="0"/>
+          <w:color w:val="6B7280"/>
+          <w:sz w:val="21"/>
+        </w:rPr>
+        <w:t xml:space="preserve">· </w:t>
+      </w:r>
+      <w:r>
+        <w:rPr w:rFonts="맑은 고딕">
+          <w:rFonts w:ascii="맑은 고딕" w:hAnsi="맑은 고딕" w:eastAsia="맑은 고딕"/>
+          <w:b/>
+          <w:color w:val="1F2937"/>
+          <w:sz w:val="21"/>
+        </w:rPr>
+        <w:t xml:space="preserve">앨범명: </w:t>
+      </w:r>
       <w:r>
         <w:rPr w:rFonts="맑은 고딕">
           <w:rFonts w:ascii="맑은 고딕" w:hAnsi="맑은 고딕" w:eastAsia="맑은 고딕"/>
           <w:b w:val="0"/>
           <w:sz w:val="21"/>
         </w:rPr>
-        <w:t>본 앨범은 전형적인 유로 디스코의 세련된 편곡과 강렬한 리듬 섹션이 돋보이는 작품입니다. 화려하게 일렁이는 브라스 세션과 일렉트릭 신디사이저, 그리고 심장을 울리는 다이내믹한 둔탁한 베이스 라인이 조화를 이루며 청자를 순식간에 80년대 유럽 클럽 씬의 한가운데로 이끕니다. 특히 엠리 스타의 가창력은 단지 뛰어난 성량에 그치지 않고, 곡의 서사에 따라 파워풀함과 관능미를 자유자재로 넘나드는 탁월한 감정 조율 능력을 보여줍니다.</w:t>
+        <w:t>Explosion</w:t>
       </w:r>
     </w:p>
     <w:p>
       <w:pPr>
-        <w:spacing w:line="312" w:lineRule="auto" w:after="120"/>
+        <w:spacing w:line="324" w:lineRule="auto" w:after="80"/>
       </w:pPr>
+      <w:r>
+        <w:rPr w:rFonts="맑은 고딕">
+          <w:rFonts w:ascii="맑은 고딕" w:hAnsi="맑은 고딕" w:eastAsia="맑은 고딕"/>
+          <w:b w:val="0"/>
+          <w:color w:val="6B7280"/>
+          <w:sz w:val="21"/>
+        </w:rPr>
+        <w:t xml:space="preserve">· </w:t>
+      </w:r>
+      <w:r>
+        <w:rPr w:rFonts="맑은 고딕">
+          <w:rFonts w:ascii="맑은 고딕" w:hAnsi="맑은 고딕" w:eastAsia="맑은 고딕"/>
+          <w:b/>
+          <w:color w:val="1F2937"/>
+          <w:sz w:val="21"/>
+        </w:rPr>
+        <w:t xml:space="preserve">아티스트: </w:t>
+      </w:r>
       <w:r>
         <w:rPr w:rFonts="맑은 고딕">
           <w:rFonts w:ascii="맑은 고딕" w:hAnsi="맑은 고딕" w:eastAsia="맑은 고딕"/>
           <w:b w:val="0"/>
           <w:sz w:val="21"/>
         </w:rPr>
-        <w:t>주요 수록곡인 「Santiago Lover」는 라틴 풍의 열정적인 리듬과 디스코 비트가 결합하여 앨범 타이틀에 걸맞은 폭발적인 열기를 선사합니다. 또한 독특한 제목과 드라마틱한 곡 구성을 자랑하는 「Do Prostitutes Cry?」는 디스코 장르 특유의 경쾌함 속에 묵직한 페이소스(Pathos)를 더해 음악적 깊이를 입증합니다. 스피디한 비트와 찰진 멜로디가 매력적인 「No No Sheriff」 역시 당시 유로 디스코 팬들의 귀를 사로잡기에 충분한 캐치함을 자랑합니다.</w:t>
+        <w:t>Emly Starr (에밀리 스타)</w:t>
       </w:r>
     </w:p>
     <w:p>
       <w:pPr>
-        <w:spacing w:line="312" w:lineRule="auto" w:after="120"/>
+        <w:spacing w:line="324" w:lineRule="auto" w:after="80"/>
       </w:pPr>
+      <w:r>
+        <w:rPr w:rFonts="맑은 고딕">
+          <w:rFonts w:ascii="맑은 고딕" w:hAnsi="맑은 고딕" w:eastAsia="맑은 고딕"/>
+          <w:b w:val="0"/>
+          <w:color w:val="6B7280"/>
+          <w:sz w:val="21"/>
+        </w:rPr>
+        <w:t xml:space="preserve">· </w:t>
+      </w:r>
+      <w:r>
+        <w:rPr w:rFonts="맑은 고딕">
+          <w:rFonts w:ascii="맑은 고딕" w:hAnsi="맑은 고딕" w:eastAsia="맑은 고딕"/>
+          <w:b/>
+          <w:color w:val="1F2937"/>
+          <w:sz w:val="21"/>
+        </w:rPr>
+        <w:t xml:space="preserve">발매 정보: </w:t>
+      </w:r>
       <w:r>
         <w:rPr w:rFonts="맑은 고딕">
           <w:rFonts w:ascii="맑은 고딕" w:hAnsi="맑은 고딕" w:eastAsia="맑은 고딕"/>
           <w:b w:val="0"/>
           <w:sz w:val="21"/>
         </w:rPr>
-        <w:t>LP 음반으로 감상하는 《Explosion》은 아날로그 특유의 따뜻하고 풍성한 중저음역대 베이스 사운드를 통해 디스코 음악이 가진 본연의 둠칫거리는 입체감을 극대화하여 전달합니다. 80년대 레트로 유로 디스코의 시원하고 화려한 감성을 오롯이 느낄 수 있는 이 앨범은 디스코 컬렉터와 음악 애호가 모두에게 시대를 초월한 즐거움을 선사하는 값진 반짝임으로 남을 것입니다.</w:t>
+        <w:t>1980년 벨기에 및 유럽 전역에서 발매되었으며, 유로 디스코가 가장 화려하게 만개하던 전환기에 탁월한 스튜디오 프로덕션 역량을 집대성하여 선보인 정규 명반입니다.</w:t>
+      </w:r>
+    </w:p>
+    <w:p>
+      <w:pPr>
+        <w:spacing w:line="324" w:lineRule="auto" w:after="80"/>
+      </w:pPr>
+      <w:r>
+        <w:rPr w:rFonts="맑은 고딕">
+          <w:rFonts w:ascii="맑은 고딕" w:hAnsi="맑은 고딕" w:eastAsia="맑은 고딕"/>
+          <w:b w:val="0"/>
+          <w:color w:val="6B7280"/>
+          <w:sz w:val="21"/>
+        </w:rPr>
+        <w:t xml:space="preserve">· </w:t>
+      </w:r>
+      <w:r>
+        <w:rPr w:rFonts="맑은 고딕">
+          <w:rFonts w:ascii="맑은 고딕" w:hAnsi="맑은 고딕" w:eastAsia="맑은 고딕"/>
+          <w:b/>
+          <w:color w:val="1F2937"/>
+          <w:sz w:val="21"/>
+        </w:rPr>
+        <w:t xml:space="preserve">LP 인기도(판매량): </w:t>
+      </w:r>
+      <w:r>
+        <w:rPr w:rFonts="맑은 고딕">
+          <w:rFonts w:ascii="맑은 고딕" w:hAnsi="맑은 고딕" w:eastAsia="맑은 고딕"/>
+          <w:b w:val="0"/>
+          <w:sz w:val="21"/>
+        </w:rPr>
+        <w:t>발매 직후 베네룩스 3국을 비롯해 서유럽과 일본 등지의 댄스 차트 상위권을 석권하며 폭발적인 클럽 히트를 기록했고, 전 세계 디스코텍을 뜨겁게 달구며 견고한 상업적 성공을 거두었습니다.</w:t>
+      </w:r>
+    </w:p>
+    <w:p>
+      <w:pPr>
+        <w:spacing w:line="324" w:lineRule="auto" w:after="80"/>
+      </w:pPr>
+      <w:r>
+        <w:rPr w:rFonts="맑은 고딕">
+          <w:rFonts w:ascii="맑은 고딕" w:hAnsi="맑은 고딕" w:eastAsia="맑은 고딕"/>
+          <w:b w:val="0"/>
+          <w:color w:val="6B7280"/>
+          <w:sz w:val="21"/>
+        </w:rPr>
+        <w:t xml:space="preserve">· </w:t>
+      </w:r>
+      <w:r>
+        <w:rPr w:rFonts="맑은 고딕">
+          <w:rFonts w:ascii="맑은 고딕" w:hAnsi="맑은 고딕" w:eastAsia="맑은 고딕"/>
+          <w:b/>
+          <w:color w:val="1F2937"/>
+          <w:sz w:val="21"/>
+        </w:rPr>
+        <w:t xml:space="preserve">각종 수상경력: </w:t>
+      </w:r>
+      <w:r>
+        <w:rPr w:rFonts="맑은 고딕">
+          <w:rFonts w:ascii="맑은 고딕" w:hAnsi="맑은 고딕" w:eastAsia="맑은 고딕"/>
+          <w:b w:val="0"/>
+          <w:sz w:val="21"/>
+        </w:rPr>
+        <w:t>유럽 각국 음악 방송 및 댄스 뮤직 어워드에서 호평을 받았으며, 이를 발판으로 에밀리 스타는 1981년 유로비전 송 콘테스트 벨기에 대표로 선발되는 등 공인된 팝 디바로서의 확고한 위상을 확립하였습니다.</w:t>
+      </w:r>
+    </w:p>
+    <w:p>
+      <w:pPr>
+        <w:spacing w:line="324" w:lineRule="auto" w:before="200" w:after="80"/>
+      </w:pPr>
+      <w:r>
+        <w:rPr w:rFonts="맑은 고딕">
+          <w:rFonts w:ascii="맑은 고딕" w:hAnsi="맑은 고딕" w:eastAsia="맑은 고딕"/>
+          <w:b/>
+          <w:color w:val="1E3A8A"/>
+          <w:sz w:val="24"/>
+        </w:rPr>
+        <w:t>2. 아티스트 정보</w:t>
+      </w:r>
+    </w:p>
+    <w:p>
+      <w:pPr>
+        <w:spacing w:line="324" w:lineRule="auto" w:after="80"/>
+      </w:pPr>
+      <w:r>
+        <w:rPr w:rFonts="맑은 고딕">
+          <w:rFonts w:ascii="맑은 고딕" w:hAnsi="맑은 고딕" w:eastAsia="맑은 고딕"/>
+          <w:b w:val="0"/>
+          <w:color w:val="6B7280"/>
+          <w:sz w:val="21"/>
+        </w:rPr>
+        <w:t xml:space="preserve">· </w:t>
+      </w:r>
+      <w:r>
+        <w:rPr w:rFonts="맑은 고딕">
+          <w:rFonts w:ascii="맑은 고딕" w:hAnsi="맑은 고딕" w:eastAsia="맑은 고딕"/>
+          <w:b/>
+          <w:color w:val="1F2937"/>
+          <w:sz w:val="21"/>
+        </w:rPr>
+        <w:t xml:space="preserve">국적: </w:t>
+      </w:r>
+      <w:r>
+        <w:rPr w:rFonts="맑은 고딕">
+          <w:rFonts w:ascii="맑은 고딕" w:hAnsi="맑은 고딕" w:eastAsia="맑은 고딕"/>
+          <w:b w:val="0"/>
+          <w:sz w:val="21"/>
+        </w:rPr>
+        <w:t>벨기에</w:t>
+      </w:r>
+    </w:p>
+    <w:p>
+      <w:pPr>
+        <w:spacing w:line="324" w:lineRule="auto" w:after="80"/>
+      </w:pPr>
+      <w:r>
+        <w:rPr w:rFonts="맑은 고딕">
+          <w:rFonts w:ascii="맑은 고딕" w:hAnsi="맑은 고딕" w:eastAsia="맑은 고딕"/>
+          <w:b w:val="0"/>
+          <w:color w:val="6B7280"/>
+          <w:sz w:val="21"/>
+        </w:rPr>
+        <w:t xml:space="preserve">· </w:t>
+      </w:r>
+      <w:r>
+        <w:rPr w:rFonts="맑은 고딕">
+          <w:rFonts w:ascii="맑은 고딕" w:hAnsi="맑은 고딕" w:eastAsia="맑은 고딕"/>
+          <w:b/>
+          <w:color w:val="1F2937"/>
+          <w:sz w:val="21"/>
+        </w:rPr>
+        <w:t xml:space="preserve">생몰년도: </w:t>
+      </w:r>
+      <w:r>
+        <w:rPr w:rFonts="맑은 고딕">
+          <w:rFonts w:ascii="맑은 고딕" w:hAnsi="맑은 고딕" w:eastAsia="맑은 고딕"/>
+          <w:b w:val="0"/>
+          <w:sz w:val="21"/>
+        </w:rPr>
+        <w:t>1957년 ~ 현재</w:t>
+      </w:r>
+    </w:p>
+    <w:p>
+      <w:pPr>
+        <w:spacing w:line="324" w:lineRule="auto" w:after="80"/>
+      </w:pPr>
+      <w:r>
+        <w:rPr w:rFonts="맑은 고딕">
+          <w:rFonts w:ascii="맑은 고딕" w:hAnsi="맑은 고딕" w:eastAsia="맑은 고딕"/>
+          <w:b w:val="0"/>
+          <w:color w:val="6B7280"/>
+          <w:sz w:val="21"/>
+        </w:rPr>
+        <w:t xml:space="preserve">· </w:t>
+      </w:r>
+      <w:r>
+        <w:rPr w:rFonts="맑은 고딕">
+          <w:rFonts w:ascii="맑은 고딕" w:hAnsi="맑은 고딕" w:eastAsia="맑은 고딕"/>
+          <w:b/>
+          <w:color w:val="1F2937"/>
+          <w:sz w:val="21"/>
+        </w:rPr>
+        <w:t xml:space="preserve">그룹 소속: </w:t>
+      </w:r>
+      <w:r>
+        <w:rPr w:rFonts="맑은 고딕">
+          <w:rFonts w:ascii="맑은 고딕" w:hAnsi="맑은 고딕" w:eastAsia="맑은 고딕"/>
+          <w:b w:val="0"/>
+          <w:sz w:val="21"/>
+        </w:rPr>
+        <w:t>솔로 (프로젝트 그룹 'Emly Starr Explosion' 리드 보컬)</w:t>
+      </w:r>
+    </w:p>
+    <w:p>
+      <w:pPr>
+        <w:spacing w:line="324" w:lineRule="auto" w:after="80"/>
+      </w:pPr>
+      <w:r>
+        <w:rPr w:rFonts="맑은 고딕">
+          <w:rFonts w:ascii="맑은 고딕" w:hAnsi="맑은 고딕" w:eastAsia="맑은 고딕"/>
+          <w:b w:val="0"/>
+          <w:color w:val="6B7280"/>
+          <w:sz w:val="21"/>
+        </w:rPr>
+        <w:t xml:space="preserve">· </w:t>
+      </w:r>
+      <w:r>
+        <w:rPr w:rFonts="맑은 고딕">
+          <w:rFonts w:ascii="맑은 고딕" w:hAnsi="맑은 고딕" w:eastAsia="맑은 고딕"/>
+          <w:b/>
+          <w:color w:val="1F2937"/>
+          <w:sz w:val="21"/>
+        </w:rPr>
+        <w:t xml:space="preserve">아티스트 소개: </w:t>
+      </w:r>
+      <w:r>
+        <w:rPr w:rFonts="맑은 고딕">
+          <w:rFonts w:ascii="맑은 고딕" w:hAnsi="맑은 고딕" w:eastAsia="맑은 고딕"/>
+          <w:b w:val="0"/>
+          <w:sz w:val="21"/>
+        </w:rPr>
+        <w:t>에밀리 스타(본명 마리-크리스틴 마렐스)는 탁월한 성량과 화려한 무대 장악력으로 벨기에 팝계를 대표했던 디스코의 여왕입니다. 유로 디스코와 정통 팝의 경계를 자유로이 넘나들며 역동적인 무대 미학과 음악적 완성도를 겸비한 독보적인 디바로 평가받습니다.</w:t>
+      </w:r>
+    </w:p>
+    <w:p>
+      <w:pPr>
+        <w:spacing w:line="324" w:lineRule="auto" w:before="200" w:after="80"/>
+      </w:pPr>
+      <w:r>
+        <w:rPr w:rFonts="맑은 고딕">
+          <w:rFonts w:ascii="맑은 고딕" w:hAnsi="맑은 고딕" w:eastAsia="맑은 고딕"/>
+          <w:b/>
+          <w:color w:val="1E3A8A"/>
+          <w:sz w:val="24"/>
+        </w:rPr>
+        <w:t>3. 음반 상세 분석</w:t>
+      </w:r>
+    </w:p>
+    <w:p>
+      <w:pPr>
+        <w:spacing w:line="324" w:lineRule="auto" w:after="80"/>
+      </w:pPr>
+      <w:r>
+        <w:rPr w:rFonts="맑은 고딕">
+          <w:rFonts w:ascii="맑은 고딕" w:hAnsi="맑은 고딕" w:eastAsia="맑은 고딕"/>
+          <w:b w:val="0"/>
+          <w:color w:val="6B7280"/>
+          <w:sz w:val="21"/>
+        </w:rPr>
+        <w:t xml:space="preserve">· </w:t>
+      </w:r>
+      <w:r>
+        <w:rPr w:rFonts="맑은 고딕">
+          <w:rFonts w:ascii="맑은 고딕" w:hAnsi="맑은 고딕" w:eastAsia="맑은 고딕"/>
+          <w:b/>
+          <w:color w:val="1F2937"/>
+          <w:sz w:val="21"/>
+        </w:rPr>
+        <w:t xml:space="preserve">역사적 위치: </w:t>
+      </w:r>
+      <w:r>
+        <w:rPr w:rFonts="맑은 고딕">
+          <w:rFonts w:ascii="맑은 고딕" w:hAnsi="맑은 고딕" w:eastAsia="맑은 고딕"/>
+          <w:b w:val="0"/>
+          <w:sz w:val="21"/>
+        </w:rPr>
+        <w:t>유로 디스코와 신스팝이 교차하던 황금기의 한가운데에서, 풍성한 어쿠스틱 세션과 전자음악의 세련된 조화를 이룩한 음반입니다. 단순한 댄스 음악의 범주를 넘어 유러피언 팝 음악의 정교한 편곡 기법과 멜로디 라인의 완성도를 입증한 중요한 역사적 사표(師表)로 남았습니다.</w:t>
+      </w:r>
+    </w:p>
+    <w:p>
+      <w:pPr>
+        <w:spacing w:line="324" w:lineRule="auto" w:after="80"/>
+      </w:pPr>
+      <w:r>
+        <w:rPr w:rFonts="맑은 고딕">
+          <w:rFonts w:ascii="맑은 고딕" w:hAnsi="맑은 고딕" w:eastAsia="맑은 고딕"/>
+          <w:b w:val="0"/>
+          <w:color w:val="6B7280"/>
+          <w:sz w:val="21"/>
+        </w:rPr>
+        <w:t xml:space="preserve">· </w:t>
+      </w:r>
+      <w:r>
+        <w:rPr w:rFonts="맑은 고딕">
+          <w:rFonts w:ascii="맑은 고딕" w:hAnsi="맑은 고딕" w:eastAsia="맑은 고딕"/>
+          <w:b/>
+          <w:color w:val="1F2937"/>
+          <w:sz w:val="21"/>
+        </w:rPr>
+        <w:t xml:space="preserve">시대의 흔적(스토리텔링): </w:t>
+      </w:r>
+      <w:r>
+        <w:rPr w:rFonts="맑은 고딕">
+          <w:rFonts w:ascii="맑은 고딕" w:hAnsi="맑은 고딕" w:eastAsia="맑은 고딕"/>
+          <w:b w:val="0"/>
+          <w:sz w:val="21"/>
+        </w:rPr>
+        <w:t>1980년대 초, 냉전의 그늘 아래서도 자유와 젊음의 에너지를 갈망하던 전 세계 청춘들의 심장을 뛰게 했던 문화적 해방구의 공기가 그대로 담겨 있습니다. 화려한 미러볼 아래에서 땀 흘리며 춤추던 그 시절 젊은이들의 순수한 열정과 낭만적 노스탤지어가 비트마다 생생히 깃들어 있습니다.</w:t>
+      </w:r>
+    </w:p>
+    <w:p>
+      <w:pPr>
+        <w:spacing w:line="324" w:lineRule="auto" w:before="200" w:after="80"/>
+      </w:pPr>
+      <w:r>
+        <w:rPr w:rFonts="맑은 고딕">
+          <w:rFonts w:ascii="맑은 고딕" w:hAnsi="맑은 고딕" w:eastAsia="맑은 고딕"/>
+          <w:b/>
+          <w:color w:val="1E3A8A"/>
+          <w:sz w:val="24"/>
+        </w:rPr>
+        <w:t>4. 주요 수록곡 및 감상 제언</w:t>
+      </w:r>
+    </w:p>
+    <w:p>
+      <w:pPr>
+        <w:spacing w:line="324" w:lineRule="auto" w:after="80"/>
+      </w:pPr>
+      <w:r>
+        <w:rPr w:rFonts="맑은 고딕">
+          <w:rFonts w:ascii="맑은 고딕" w:hAnsi="맑은 고딕" w:eastAsia="맑은 고딕"/>
+          <w:b w:val="0"/>
+          <w:color w:val="6B7280"/>
+          <w:sz w:val="21"/>
+        </w:rPr>
+        <w:t xml:space="preserve">· </w:t>
+      </w:r>
+      <w:r>
+        <w:rPr w:rFonts="맑은 고딕">
+          <w:rFonts w:ascii="맑은 고딕" w:hAnsi="맑은 고딕" w:eastAsia="맑은 고딕"/>
+          <w:b/>
+          <w:color w:val="1F2937"/>
+          <w:sz w:val="21"/>
+        </w:rPr>
+        <w:t xml:space="preserve">주요 수록곡 특징: </w:t>
+      </w:r>
+      <w:r>
+        <w:rPr w:rFonts="맑은 고딕">
+          <w:rFonts w:ascii="맑은 고딕" w:hAnsi="맑은 고딕" w:eastAsia="맑은 고딕"/>
+          <w:b w:val="0"/>
+          <w:sz w:val="21"/>
+        </w:rPr>
+        <w:t>중독적인 리듬과 폭발적인 후렴구가 돋보이는 "Dooya", 세련된 그루브와 감미로운 멜로디가 어우러진 "Baby Love Me", 그리고 이국적인 정취와 활기찬 에너지를 발산하는 "Hey Aloa" 등 다채로운 감성과 빼어난 서정미를 자랑하는 곡들이 유기적으로 배치되어 있습니다.</w:t>
+      </w:r>
+    </w:p>
+    <w:p>
+      <w:pPr>
+        <w:spacing w:line="324" w:lineRule="auto" w:after="80"/>
+      </w:pPr>
+      <w:r>
+        <w:rPr w:rFonts="맑은 고딕">
+          <w:rFonts w:ascii="맑은 고딕" w:hAnsi="맑은 고딕" w:eastAsia="맑은 고딕"/>
+          <w:b w:val="0"/>
+          <w:color w:val="6B7280"/>
+          <w:sz w:val="21"/>
+        </w:rPr>
+        <w:t xml:space="preserve">· </w:t>
+      </w:r>
+      <w:r>
+        <w:rPr w:rFonts="맑은 고딕">
+          <w:rFonts w:ascii="맑은 고딕" w:hAnsi="맑은 고딕" w:eastAsia="맑은 고딕"/>
+          <w:b/>
+          <w:color w:val="1F2937"/>
+          <w:sz w:val="21"/>
+        </w:rPr>
+        <w:t xml:space="preserve">빈티지 감상 제언: </w:t>
+      </w:r>
+      <w:r>
+        <w:rPr w:rFonts="맑은 고딕">
+          <w:rFonts w:ascii="맑은 고딕" w:hAnsi="맑은 고딕" w:eastAsia="맑은 고딕"/>
+          <w:b w:val="0"/>
+          <w:sz w:val="21"/>
+        </w:rPr>
+        <w:t>턴테이블의 바늘이 소리골을 스칠 때 뿜어져 나오는 두터운 베이스 라인과 아날로그 신시사이저의 따뜻한 잔향은 진공관 앰프를 통할 때 한층 더 입체적이고 풍성한 공간감으로 피어납니다. 디지털 음원에서는 결코 느낄 수 없는 묵직한 펀치력과 생생한 브라스 사운드의 질감을 음미해 보시길 권합니다.</w:t>
+      </w:r>
+    </w:p>
+    <w:p>
+      <w:pPr>
+        <w:spacing w:line="324" w:lineRule="auto" w:after="80"/>
+      </w:pPr>
+      <w:r>
+        <w:rPr w:rFonts="맑은 고딕">
+          <w:rFonts w:ascii="맑은 고딕" w:hAnsi="맑은 고딕" w:eastAsia="맑은 고딕"/>
+          <w:b w:val="0"/>
+          <w:color w:val="6B7280"/>
+          <w:sz w:val="21"/>
+        </w:rPr>
+        <w:t xml:space="preserve">· </w:t>
+      </w:r>
+      <w:r>
+        <w:rPr w:rFonts="맑은 고딕">
+          <w:rFonts w:ascii="맑은 고딕" w:hAnsi="맑은 고딕" w:eastAsia="맑은 고딕"/>
+          <w:b/>
+          <w:color w:val="1F2937"/>
+          <w:sz w:val="21"/>
+        </w:rPr>
+        <w:t xml:space="preserve">소장 가치: </w:t>
+      </w:r>
+      <w:r>
+        <w:rPr w:rFonts="맑은 고딕">
+          <w:rFonts w:ascii="맑은 고딕" w:hAnsi="맑은 고딕" w:eastAsia="맑은 고딕"/>
+          <w:b w:val="0"/>
+          <w:sz w:val="21"/>
+        </w:rPr>
+        <w:t>유로 디스코의 황금기를 오리지널 바이닐의 결로 만날 수 있는 희소성 높은 명반이며, 세월이 흘러도 변치 않는 화려한 재킷 아트워크와 뛰어난 오디오파일적 완성도 덕분에 팝 및 디스코 바이닐 컬렉터라면 반드시 랙의 중심에 갖추어야 할 가치 있는 수집품입니다.</w:t>
+      </w:r>
+    </w:p>
+    <w:p>
+      <w:pPr>
+        <w:spacing w:line="324" w:lineRule="auto" w:after="120" w:before="160"/>
+      </w:pPr>
+      <w:r>
+        <w:rPr w:rFonts="맑은 고딕">
+          <w:rFonts w:ascii="맑은 고딕" w:hAnsi="맑은 고딕" w:eastAsia="맑은 고딕"/>
+          <w:b/>
+          <w:color w:val="4338CA"/>
+          <w:sz w:val="21"/>
+        </w:rPr>
+        <w:t>이 음반을 통해 화려했던 1980년대 유로 디스코의 황금빛 열정과 아날로그 사운드가 전해주는 감동을 다시 한번 경험해 보시는 것은 어떨까요?</w:t>
       </w:r>
     </w:p>
     <w:sectPr>
       <w:pgSz w:w="12240" w:h="15840"/>
-      <w:pgMar w:top="1440" w:right="1440" w:bottom="1440" w:left="1440" w:header="720" w:footer="720" w:gutter="0"/>
+      <w:pgMar w:top="1152" w:right="1296" w:bottom="1152" w:left="1296" w:header="720" w:footer="720" w:gutter="0"/>
       <w:cols w:space="720"/>
       <w:docGrid w:linePitch="360"/>
     </w:sectPr>

--- a/word_reports/LP_0139_위치_149_Emly Starr_Explosion.docx
+++ b/word_reports/LP_0139_위치_149_Emly Starr_Explosion.docx
@@ -32,7 +32,7 @@
     </w:p>
     <w:p>
       <w:pPr>
-        <w:spacing w:line="324" w:lineRule="auto" w:before="80" w:after="160"/>
+        <w:spacing w:line="324" w:lineRule="auto" w:before="80" w:after="120"/>
       </w:pPr>
       <w:r>
         <w:rPr w:rFonts="맑은 고딕">
@@ -42,13 +42,6 @@
           <w:sz w:val="22"/>
         </w:rPr>
         <w:t xml:space="preserve">[음반 소개] </w:t>
-      </w:r>
-      <w:r>
-        <w:rPr w:rFonts="맑은 고딕">
-          <w:rFonts w:ascii="맑은 고딕" w:hAnsi="맑은 고딕" w:eastAsia="맑은 고딕"/>
-          <w:b w:val="0"/>
-          <w:sz w:val="21"/>
-        </w:rPr>
       </w:r>
     </w:p>
     <w:p>
@@ -61,7 +54,33 @@
           <w:b w:val="0"/>
           <w:sz w:val="21"/>
         </w:rPr>
-        <w:t>1970년대 말과 1980년대 초, 전 유럽의 밤을 찬란한 네온빛과 관능적인 리듬으로 물들였던 유로 디스코의 열풍 속에서 에밀리 스타의 《Explosion》은 그 이름처럼 음악적 폭발력을 온전히 증명해 낸 기념비적인 앨범입니다. 세련된 신시사이저 사운드와 역동적인 브라스, 그리고 무대를 단숨에 압도하는 에밀리 스타 특유의 매혹적이고 힘 있는 보컬은 단순한 댄스 플로어의 흥겨움을 넘어 정교하게 조율된 팝 오케스트레이션의 극치를 보여줍니다. 화려했던 한 시대의 낭만과 역동성이 고스란히 각인된 이 음반은, 아날로그 그루브의 정수를 그리워하는 모든 음악 애호가들의 가슴에 영원히 꺼지지 않을 뜨거운 불꽃을 지핍니다.</w:t>
+        <w:t>1970년대 후반에서 1980년대 초반으로 넘어가는 길목, 유럽 대륙의 밤은 그 어느 때보다 뜨겁고 찬란한 리듬의 향연으로 가득 차 있었습니다. 신시사이저의 차가운 전자음이 대세를 장악하기 직전, 풍성한 오케스트레이션과 생동감 넘치는 어쿠스틱 세션이 빚어내던 유로 디스코(Euro-Disco)의 황금기 한가운데에 바로 에밀리 스타(Emly Starr)의 걸작 [Explosion]이 우뚝 서 있습니다. 본 음반은 벨기에 팝 씬이 낳은 가장 매혹적인 디바 에밀리 스타가 자신의 음악적 동반자들과 함께 결성한 'Emly Starr Explosion'의 음악적 역량과 예술적 야망을 응축해 낸 결정체입니다.</w:t>
+      </w:r>
+    </w:p>
+    <w:p>
+      <w:pPr>
+        <w:spacing w:line="324" w:lineRule="auto" w:after="120"/>
+      </w:pPr>
+      <w:r>
+        <w:rPr w:rFonts="맑은 고딕">
+          <w:rFonts w:ascii="맑은 고딕" w:hAnsi="맑은 고딕" w:eastAsia="맑은 고딕"/>
+          <w:b w:val="0"/>
+          <w:sz w:val="21"/>
+        </w:rPr>
+        <w:t>이 앨범은 단순한 댄스 플로어의 소모품이 아닌, 당대 유럽 팝 음악이 도달했던 화려한 편곡 미학의 극치를 보여줍니다. 웅장하게 터져 나오는 브라스 섹션, 벨벳처럼 부드러우면서도 극적인 긴장감을 부여하는 스트링 앙상블, 그리고 그 위를 자유자재로 유영하는 에밀리 스타의 카리스마 넘치는 보컬은 팝 애호가뿐만 아니라 클래식 관현악의 풍성함을 사랑하는 이들의 귀까지 단숨에 사로잡습니다. 아티스트는 사랑과 열정, 그리고 삶에 대한 찬가를 드라마틱한 멜로디 속에 투영하며, 춤추는 행위 너머에 존재하는 인간 본연의 순수한 환희와 해방감을 노래하고자 했습니다.</w:t>
+      </w:r>
+    </w:p>
+    <w:p>
+      <w:pPr>
+        <w:spacing w:line="324" w:lineRule="auto" w:after="120"/>
+      </w:pPr>
+      <w:r>
+        <w:rPr w:rFonts="맑은 고딕">
+          <w:rFonts w:ascii="맑은 고딕" w:hAnsi="맑은 고딕" w:eastAsia="맑은 고딕"/>
+          <w:b w:val="0"/>
+          <w:sz w:val="21"/>
+        </w:rPr>
+        <w:t>세월이 반세기에 가깝게 흘러 디지털 음원이 범람하는 오늘날에도, 본 작이 품고 있는 아날로그적 생명력은 결코 빛바래지 않습니다. 오히려 바이닐 소리골 깊숙이 새겨진 다이내믹한 그루브와 손에 잡힐 듯 생생한 연주자들의 숨결은, 규격화된 현대 음악에서는 결코 맛볼 수 없는 아날로그 사운드만의 농밀한 낭만과 온기를 전해줍니다. [Explosion]은 지나간 시대의 유물이 아니라, 한 시대의 청춘과 낭만이 가장 찬연하게 폭발했던 찬란한 순간을 영원히 박제해 둔 기념비적인 예술품입니다.</w:t>
       </w:r>
     </w:p>
     <w:p>
@@ -129,37 +148,6 @@
           <w:color w:val="1F2937"/>
           <w:sz w:val="21"/>
         </w:rPr>
-        <w:t xml:space="preserve">아티스트: </w:t>
-      </w:r>
-      <w:r>
-        <w:rPr w:rFonts="맑은 고딕">
-          <w:rFonts w:ascii="맑은 고딕" w:hAnsi="맑은 고딕" w:eastAsia="맑은 고딕"/>
-          <w:b w:val="0"/>
-          <w:sz w:val="21"/>
-        </w:rPr>
-        <w:t>Emly Starr (에밀리 스타)</w:t>
-      </w:r>
-    </w:p>
-    <w:p>
-      <w:pPr>
-        <w:spacing w:line="324" w:lineRule="auto" w:after="80"/>
-      </w:pPr>
-      <w:r>
-        <w:rPr w:rFonts="맑은 고딕">
-          <w:rFonts w:ascii="맑은 고딕" w:hAnsi="맑은 고딕" w:eastAsia="맑은 고딕"/>
-          <w:b w:val="0"/>
-          <w:color w:val="6B7280"/>
-          <w:sz w:val="21"/>
-        </w:rPr>
-        <w:t xml:space="preserve">· </w:t>
-      </w:r>
-      <w:r>
-        <w:rPr w:rFonts="맑은 고딕">
-          <w:rFonts w:ascii="맑은 고딕" w:hAnsi="맑은 고딕" w:eastAsia="맑은 고딕"/>
-          <w:b/>
-          <w:color w:val="1F2937"/>
-          <w:sz w:val="21"/>
-        </w:rPr>
         <w:t xml:space="preserve">발매 정보: </w:t>
       </w:r>
       <w:r>
@@ -168,7 +156,7 @@
           <w:b w:val="0"/>
           <w:sz w:val="21"/>
         </w:rPr>
-        <w:t>1980년 벨기에 및 유럽 전역에서 발매되었으며, 유로 디스코가 가장 화려하게 만개하던 전환기에 탁월한 스튜디오 프로덕션 역량을 집대성하여 선보인 정규 명반입니다.</w:t>
+        <w:t>1970년대 말~1980년대 초 유럽 팝 씬의 융성기에 기획 및 발매된 정규 앨범으로, 정교한 스튜디오 세션과 클래시컬한 편곡이 집약된 유로 팝/디스코의 정전(正典)입니다.</w:t>
       </w:r>
     </w:p>
     <w:p>
@@ -199,7 +187,7 @@
           <w:b w:val="0"/>
           <w:sz w:val="21"/>
         </w:rPr>
-        <w:t>발매 직후 베네룩스 3국을 비롯해 서유럽과 일본 등지의 댄스 차트 상위권을 석권하며 폭발적인 클럽 히트를 기록했고, 전 세계 디스코텍을 뜨겁게 달구며 견고한 상업적 성공을 거두었습니다.</w:t>
+        <w:t>발매 직후 벨기에와 네덜란드를 비롯한 베네룩스 3국 차트를 강타했으며, 독일 및 일본 등 유로 팝 애호 층이 두터운 글로벌 시장에서 폭발적인 에어플레이와 댄스 차트 정상을 기록하며 높은 상업적 성과를 거두었습니다.</w:t>
       </w:r>
     </w:p>
     <w:p>
@@ -230,7 +218,7 @@
           <w:b w:val="0"/>
           <w:sz w:val="21"/>
         </w:rPr>
-        <w:t>유럽 각국 음악 방송 및 댄스 뮤직 어워드에서 호평을 받았으며, 이를 발판으로 에밀리 스타는 1981년 유로비전 송 콘테스트 벨기에 대표로 선발되는 등 공인된 팝 디바로서의 확고한 위상을 확립하였습니다.</w:t>
+        <w:t>유럽 각국의 주요 팝/댄스 어워드 후보에 오르며 음악성을 입증받았고, 훗날 1981년 유로비전 송 콘테스트 벨기에 대표로 선발되는 예술적 도약의 결정적 토대가 된 공인된 명반입니다.</w:t>
       </w:r>
     </w:p>
     <w:p>
@@ -275,7 +263,7 @@
           <w:b w:val="0"/>
           <w:sz w:val="21"/>
         </w:rPr>
-        <w:t>벨기에</w:t>
+        <w:t>벨기에 (Belgium)</w:t>
       </w:r>
     </w:p>
     <w:p>
@@ -306,7 +294,7 @@
           <w:b w:val="0"/>
           <w:sz w:val="21"/>
         </w:rPr>
-        <w:t>1957년 ~ 현재</w:t>
+        <w:t>1957년 출생</w:t>
       </w:r>
     </w:p>
     <w:p>
@@ -337,7 +325,7 @@
           <w:b w:val="0"/>
           <w:sz w:val="21"/>
         </w:rPr>
-        <w:t>솔로 (프로젝트 그룹 'Emly Starr Explosion' 리드 보컬)</w:t>
+        <w:t>솔로 및 그룹 'Emly Starr Explosion'의 프런트우먼</w:t>
       </w:r>
     </w:p>
     <w:p>
@@ -368,7 +356,7 @@
           <w:b w:val="0"/>
           <w:sz w:val="21"/>
         </w:rPr>
-        <w:t>에밀리 스타(본명 마리-크리스틴 마렐스)는 탁월한 성량과 화려한 무대 장악력으로 벨기에 팝계를 대표했던 디스코의 여왕입니다. 유로 디스코와 정통 팝의 경계를 자유로이 넘나들며 역동적인 무대 미학과 음악적 완성도를 겸비한 독보적인 디바로 평가받습니다.</w:t>
+        <w:t>에밀리 스타는 매혹적인 음색과 압도적인 가창력, 화려한 무대 장악력으로 유로 팝의 황금기를 이끈 독보적인 여성 아티스트입니다. 정통 팝과 디스코, 소울풀한 감성을 클래시컬한 악곡 구성 속에 자연스럽게 녹여내며 벨기에 대중음악을 세계적인 반열에 올려놓았습니다.</w:t>
       </w:r>
     </w:p>
     <w:p>
@@ -413,7 +401,7 @@
           <w:b w:val="0"/>
           <w:sz w:val="21"/>
         </w:rPr>
-        <w:t>유로 디스코와 신스팝이 교차하던 황금기의 한가운데에서, 풍성한 어쿠스틱 세션과 전자음악의 세련된 조화를 이룩한 음반입니다. 단순한 댄스 음악의 범주를 넘어 유러피언 팝 음악의 정교한 편곡 기법과 멜로디 라인의 완성도를 입증한 중요한 역사적 사표(師表)로 남았습니다.</w:t>
+        <w:t>단순한 댄스 음악을 넘어 오케스트라 사운드와 대중적 비트가 완벽한 황금비율을 이루었던 유로 디스코 전성기의 음악사적 이정표입니다. 유러피언 팝 특유의 우아한 멜로디 라인과 웅장한 악기 편성이 결합하여 현대 팝 오케스트레이션 발전에도 지대한 영향을 미친 완성도 높은 음반입니다.</w:t>
       </w:r>
     </w:p>
     <w:p>
@@ -444,7 +432,7 @@
           <w:b w:val="0"/>
           <w:sz w:val="21"/>
         </w:rPr>
-        <w:t>1980년대 초, 냉전의 그늘 아래서도 자유와 젊음의 에너지를 갈망하던 전 세계 청춘들의 심장을 뛰게 했던 문화적 해방구의 공기가 그대로 담겨 있습니다. 화려한 미러볼 아래에서 땀 흘리며 춤추던 그 시절 젊은이들의 순수한 열정과 낭만적 노스탤지어가 비트마다 생생히 깃들어 있습니다.</w:t>
+        <w:t>냉전의 긴장감 속에서도 자유와 개성을 분출하고자 했던 1970~80년대 전환기 유럽 청춘들의 밤과 낭만이 깃들어 있습니다. 화려한 미러볼 아래서 현실의 고단함을 잊고 순수한 환희로 일탈하던 당시의 자유분방한 문화적 공기와 정서가 LP 특유의 생동감 넘치는 입체적 사운드로 새겨져 있습니다.</w:t>
       </w:r>
     </w:p>
     <w:p>
@@ -489,7 +477,99 @@
           <w:b w:val="0"/>
           <w:sz w:val="21"/>
         </w:rPr>
-        <w:t>중독적인 리듬과 폭발적인 후렴구가 돋보이는 "Dooya", 세련된 그루브와 감미로운 멜로디가 어우러진 "Baby Love Me", 그리고 이국적인 정취와 활기찬 에너지를 발산하는 "Hey Aloa" 등 다채로운 감성과 빼어난 서정미를 자랑하는 곡들이 유기적으로 배치되어 있습니다.</w:t>
+      </w:r>
+    </w:p>
+    <w:p>
+      <w:pPr>
+        <w:spacing w:line="324" w:lineRule="auto" w:after="80"/>
+      </w:pPr>
+      <w:r>
+        <w:rPr w:rFonts="맑은 고딕">
+          <w:rFonts w:ascii="맑은 고딕" w:hAnsi="맑은 고딕" w:eastAsia="맑은 고딕"/>
+          <w:b w:val="0"/>
+          <w:color w:val="6B7280"/>
+          <w:sz w:val="21"/>
+        </w:rPr>
+        <w:t xml:space="preserve">· </w:t>
+      </w:r>
+      <w:r>
+        <w:rPr w:rFonts="맑은 고딕">
+          <w:rFonts w:ascii="맑은 고딕" w:hAnsi="맑은 고딕" w:eastAsia="맑은 고딕"/>
+          <w:b/>
+          <w:color w:val="1F2937"/>
+          <w:sz w:val="21"/>
+        </w:rPr>
+        <w:t xml:space="preserve">"Santiago Lover": </w:t>
+      </w:r>
+      <w:r>
+        <w:rPr w:rFonts="맑은 고딕">
+          <w:rFonts w:ascii="맑은 고딕" w:hAnsi="맑은 고딕" w:eastAsia="맑은 고딕"/>
+          <w:b w:val="0"/>
+          <w:sz w:val="21"/>
+        </w:rPr>
+        <w:t>이국적인 라틴 무드와 긴박감 넘치는 리듬, 드라마틱한 스트링의 조화가 에밀리 스타의 매혹적인 보컬과 어우러져 한 편의 영화 같은 서정성을 자아내는 명곡입니다.</w:t>
+      </w:r>
+    </w:p>
+    <w:p>
+      <w:pPr>
+        <w:spacing w:line="324" w:lineRule="auto" w:after="80"/>
+      </w:pPr>
+      <w:r>
+        <w:rPr w:rFonts="맑은 고딕">
+          <w:rFonts w:ascii="맑은 고딕" w:hAnsi="맑은 고딕" w:eastAsia="맑은 고딕"/>
+          <w:b w:val="0"/>
+          <w:color w:val="6B7280"/>
+          <w:sz w:val="21"/>
+        </w:rPr>
+        <w:t xml:space="preserve">· </w:t>
+      </w:r>
+      <w:r>
+        <w:rPr w:rFonts="맑은 고딕">
+          <w:rFonts w:ascii="맑은 고딕" w:hAnsi="맑은 고딕" w:eastAsia="맑은 고딕"/>
+          <w:b/>
+          <w:color w:val="1F2937"/>
+          <w:sz w:val="21"/>
+        </w:rPr>
+        <w:t xml:space="preserve">"Do Wah Diddy Diddy": </w:t>
+      </w:r>
+      <w:r>
+        <w:rPr w:rFonts="맑은 고딕">
+          <w:rFonts w:ascii="맑은 고딕" w:hAnsi="맑은 고딕" w:eastAsia="맑은 고딕"/>
+          <w:b w:val="0"/>
+          <w:sz w:val="21"/>
+        </w:rPr>
+        <w:t>고전 명곡을 감각적이고 세련된 유로 댄스 스타일로 재해석하여, 익숙한 멜로디 속에서도 탁월한 그루브와 신선한 활력을 불어넣은 트랙입니다.</w:t>
+      </w:r>
+    </w:p>
+    <w:p>
+      <w:pPr>
+        <w:spacing w:line="324" w:lineRule="auto" w:after="80"/>
+      </w:pPr>
+      <w:r>
+        <w:rPr w:rFonts="맑은 고딕">
+          <w:rFonts w:ascii="맑은 고딕" w:hAnsi="맑은 고딕" w:eastAsia="맑은 고딕"/>
+          <w:b w:val="0"/>
+          <w:color w:val="6B7280"/>
+          <w:sz w:val="21"/>
+        </w:rPr>
+        <w:t xml:space="preserve">· </w:t>
+      </w:r>
+      <w:r>
+        <w:rPr w:rFonts="맑은 고딕">
+          <w:rFonts w:ascii="맑은 고딕" w:hAnsi="맑은 고딕" w:eastAsia="맑은 고딕"/>
+          <w:b/>
+          <w:color w:val="1F2937"/>
+          <w:sz w:val="21"/>
+        </w:rPr>
+        <w:t xml:space="preserve">"Samson": </w:t>
+      </w:r>
+      <w:r>
+        <w:rPr w:rFonts="맑은 고딕">
+          <w:rFonts w:ascii="맑은 고딕" w:hAnsi="맑은 고딕" w:eastAsia="맑은 고딕"/>
+          <w:b w:val="0"/>
+          <w:sz w:val="21"/>
+        </w:rPr>
+        <w:t>훗날 유로비전 무대를 뒤흔든 음악적 모태가 엿보이는 곡으로, 거대한 오케스트라 사운드와 폭발적인 클라이맥스가 웅장한 전율을 선사합니다.</w:t>
       </w:r>
     </w:p>
     <w:p>
@@ -520,7 +600,7 @@
           <w:b w:val="0"/>
           <w:sz w:val="21"/>
         </w:rPr>
-        <w:t>턴테이블의 바늘이 소리골을 스칠 때 뿜어져 나오는 두터운 베이스 라인과 아날로그 신시사이저의 따뜻한 잔향은 진공관 앰프를 통할 때 한층 더 입체적이고 풍성한 공간감으로 피어납니다. 디지털 음원에서는 결코 느낄 수 없는 묵직한 펀치력과 생생한 브라스 사운드의 질감을 음미해 보시길 권합니다.</w:t>
+        <w:t>턴테이블의 바늘이 회전하며 피어오르는 어쿠스틱 베이스의 묵직한 타격감과 관현악 세션의 섬세한 떨림에 귀를 기울여 보시기 바랍니다. 특히 진공관 앰프를 통해 감상할 때 브라스의 화려한 광채가 거칠지 않고 따뜻하고 기름지게 피어오르는 아날로그 특유의 공간감을 온전히 체감할 수 있습니다.</w:t>
       </w:r>
     </w:p>
     <w:p>
@@ -551,7 +631,7 @@
           <w:b w:val="0"/>
           <w:sz w:val="21"/>
         </w:rPr>
-        <w:t>유로 디스코의 황금기를 오리지널 바이닐의 결로 만날 수 있는 희소성 높은 명반이며, 세월이 흘러도 변치 않는 화려한 재킷 아트워크와 뛰어난 오디오파일적 완성도 덕분에 팝 및 디스코 바이닐 컬렉터라면 반드시 랙의 중심에 갖추어야 할 가치 있는 수집품입니다.</w:t>
+        <w:t>유로 팝/디스코 컬렉터들 사이에서 음악성과 희소성을 동시에 인정받는 수작입니다. 당시 아날로그 마스터링 기술의 정점을 보여주는 음반으로, 턴테이블을 소유한 음악 애호가라면 반드시 라이브러리에 갖추어야 할 클래식입니다.</w:t>
       </w:r>
     </w:p>
     <w:p>
@@ -565,7 +645,7 @@
           <w:color w:val="4338CA"/>
           <w:sz w:val="21"/>
         </w:rPr>
-        <w:t>이 음반을 통해 화려했던 1980년대 유로 디스코의 황금빛 열정과 아날로그 사운드가 전해주는 감동을 다시 한번 경험해 보시는 것은 어떨까요?</w:t>
+        <w:t>이 음반을 통해 아날로그 사운드가 빚어내는 황홀한 리듬과 지나간 황금시대가 전해주는 감동을 다시 한번 경험해 보시는 것은 어떨까요?</w:t>
       </w:r>
     </w:p>
     <w:sectPr>
